--- a/Modul 3/Denny_Mauladinoor_2510817310012_Modul_3.docx
+++ b/Modul 3/Denny_Mauladinoor_2510817310012_Modul_3.docx
@@ -1253,7 +1253,7 @@
                 <w:noProof/>
                 <w:webHidden/>
               </w:rPr>
-              <w:t>7</w:t>
+              <w:t>5</w:t>
             </w:r>
             <w:r>
               <w:rPr>
@@ -1326,7 +1326,7 @@
                 <w:noProof/>
                 <w:webHidden/>
               </w:rPr>
-              <w:t>8</w:t>
+              <w:t>6</w:t>
             </w:r>
             <w:r>
               <w:rPr>
@@ -1400,7 +1400,7 @@
                 <w:noProof/>
                 <w:webHidden/>
               </w:rPr>
-              <w:t>9</w:t>
+              <w:t>7</w:t>
             </w:r>
             <w:r>
               <w:rPr>
@@ -1494,7 +1494,7 @@
                 <w:noProof/>
                 <w:webHidden/>
               </w:rPr>
-              <w:t>9</w:t>
+              <w:t>7</w:t>
             </w:r>
             <w:r>
               <w:rPr>
@@ -1583,7 +1583,7 @@
                 <w:noProof/>
                 <w:webHidden/>
               </w:rPr>
-              <w:t>9</w:t>
+              <w:t>7</w:t>
             </w:r>
             <w:r>
               <w:rPr>
@@ -1672,7 +1672,7 @@
                 <w:noProof/>
                 <w:webHidden/>
               </w:rPr>
-              <w:t>10</w:t>
+              <w:t>8</w:t>
             </w:r>
             <w:r>
               <w:rPr>
@@ -1761,7 +1761,7 @@
                 <w:noProof/>
                 <w:webHidden/>
               </w:rPr>
-              <w:t>10</w:t>
+              <w:t>8</w:t>
             </w:r>
             <w:r>
               <w:rPr>
@@ -1854,7 +1854,7 @@
                 <w:noProof/>
                 <w:webHidden/>
               </w:rPr>
-              <w:t>12</w:t>
+              <w:t>10</w:t>
             </w:r>
             <w:r>
               <w:rPr>
@@ -1943,7 +1943,7 @@
                 <w:noProof/>
                 <w:webHidden/>
               </w:rPr>
-              <w:t>12</w:t>
+              <w:t>10</w:t>
             </w:r>
             <w:r>
               <w:rPr>
@@ -2032,7 +2032,7 @@
                 <w:noProof/>
                 <w:webHidden/>
               </w:rPr>
-              <w:t>12</w:t>
+              <w:t>10</w:t>
             </w:r>
             <w:r>
               <w:rPr>
@@ -2121,7 +2121,7 @@
                 <w:noProof/>
                 <w:webHidden/>
               </w:rPr>
-              <w:t>12</w:t>
+              <w:t>10</w:t>
             </w:r>
             <w:r>
               <w:rPr>
@@ -2213,7 +2213,7 @@
                 <w:noProof/>
                 <w:webHidden/>
               </w:rPr>
-              <w:t>14</w:t>
+              <w:t>12</w:t>
             </w:r>
             <w:r>
               <w:rPr>
@@ -2237,126 +2237,81 @@
               <w14:ligatures w14:val="standardContextual"/>
             </w:rPr>
           </w:pPr>
-          <w:r>
-            <w:rPr>
-              <w:rStyle w:val="Hyperlink"/>
-              <w:noProof/>
-            </w:rPr>
-            <w:fldChar w:fldCharType="begin"/>
-          </w:r>
-          <w:r>
-            <w:rPr>
-              <w:rStyle w:val="Hyperlink"/>
-              <w:noProof/>
-            </w:rPr>
-            <w:instrText xml:space="preserve"> </w:instrText>
-          </w:r>
-          <w:r>
-            <w:rPr>
-              <w:noProof/>
-            </w:rPr>
-            <w:instrText>HYPERLINK \l "_Toc228455650"</w:instrText>
-          </w:r>
-          <w:r>
-            <w:rPr>
-              <w:rStyle w:val="Hyperlink"/>
-              <w:noProof/>
-            </w:rPr>
-            <w:instrText xml:space="preserve"> </w:instrText>
-          </w:r>
-          <w:r>
-            <w:rPr>
-              <w:rStyle w:val="Hyperlink"/>
-              <w:noProof/>
-            </w:rPr>
-          </w:r>
-          <w:r>
-            <w:rPr>
-              <w:rStyle w:val="Hyperlink"/>
-              <w:noProof/>
-            </w:rPr>
-            <w:fldChar w:fldCharType="separate"/>
-          </w:r>
-          <w:r>
-            <w:rPr>
-              <w:rStyle w:val="Hyperlink"/>
-              <w:noProof/>
-            </w:rPr>
-            <w:t>A.</w:t>
-          </w:r>
-          <w:r>
-            <w:rPr>
-              <w:rFonts w:asciiTheme="minorHAnsi" w:eastAsiaTheme="minorEastAsia" w:hAnsiTheme="minorHAnsi"/>
-              <w:noProof/>
-              <w:kern w:val="2"/>
-              <w:szCs w:val="24"/>
-              <w:lang w:val="en-ID" w:eastAsia="en-ID"/>
-              <w14:ligatures w14:val="standardContextual"/>
-            </w:rPr>
-            <w:tab/>
-          </w:r>
-          <w:r>
-            <w:rPr>
-              <w:rStyle w:val="Hyperlink"/>
-              <w:noProof/>
-            </w:rPr>
-            <w:t>Source code</w:t>
-          </w:r>
-          <w:r>
-            <w:rPr>
-              <w:noProof/>
-              <w:webHidden/>
-            </w:rPr>
-            <w:tab/>
-          </w:r>
-          <w:r>
-            <w:rPr>
-              <w:noProof/>
-              <w:webHidden/>
-            </w:rPr>
-            <w:fldChar w:fldCharType="begin"/>
-          </w:r>
-          <w:r>
-            <w:rPr>
-              <w:noProof/>
-              <w:webHidden/>
-            </w:rPr>
-            <w:instrText xml:space="preserve"> PAGEREF _Toc228455650 \h </w:instrText>
-          </w:r>
-          <w:r>
-            <w:rPr>
-              <w:noProof/>
-              <w:webHidden/>
-            </w:rPr>
-          </w:r>
-          <w:r>
-            <w:rPr>
-              <w:noProof/>
-              <w:webHidden/>
-            </w:rPr>
-            <w:fldChar w:fldCharType="separate"/>
-          </w:r>
-          <w:r>
-            <w:rPr>
-              <w:noProof/>
-              <w:webHidden/>
-            </w:rPr>
-            <w:t>14</w:t>
-          </w:r>
-          <w:r>
-            <w:rPr>
-              <w:noProof/>
-              <w:webHidden/>
-            </w:rPr>
-            <w:fldChar w:fldCharType="end"/>
-          </w:r>
-          <w:r>
-            <w:rPr>
-              <w:rStyle w:val="Hyperlink"/>
-              <w:noProof/>
-            </w:rPr>
-            <w:fldChar w:fldCharType="end"/>
-          </w:r>
+          <w:hyperlink w:anchor="_Toc228455650" w:history="1">
+            <w:r>
+              <w:rPr>
+                <w:rStyle w:val="Hyperlink"/>
+                <w:noProof/>
+              </w:rPr>
+              <w:t>A.</w:t>
+            </w:r>
+            <w:r>
+              <w:rPr>
+                <w:rFonts w:asciiTheme="minorHAnsi" w:eastAsiaTheme="minorEastAsia" w:hAnsiTheme="minorHAnsi"/>
+                <w:noProof/>
+                <w:kern w:val="2"/>
+                <w:szCs w:val="24"/>
+                <w:lang w:val="en-ID" w:eastAsia="en-ID"/>
+                <w14:ligatures w14:val="standardContextual"/>
+              </w:rPr>
+              <w:tab/>
+            </w:r>
+            <w:r>
+              <w:rPr>
+                <w:rStyle w:val="Hyperlink"/>
+                <w:noProof/>
+              </w:rPr>
+              <w:t>Source code</w:t>
+            </w:r>
+            <w:r>
+              <w:rPr>
+                <w:noProof/>
+                <w:webHidden/>
+              </w:rPr>
+              <w:tab/>
+            </w:r>
+            <w:r>
+              <w:rPr>
+                <w:noProof/>
+                <w:webHidden/>
+              </w:rPr>
+              <w:fldChar w:fldCharType="begin"/>
+            </w:r>
+            <w:r>
+              <w:rPr>
+                <w:noProof/>
+                <w:webHidden/>
+              </w:rPr>
+              <w:instrText xml:space="preserve"> PAGEREF _Toc228455650 \h </w:instrText>
+            </w:r>
+            <w:r>
+              <w:rPr>
+                <w:noProof/>
+                <w:webHidden/>
+              </w:rPr>
+            </w:r>
+            <w:r>
+              <w:rPr>
+                <w:noProof/>
+                <w:webHidden/>
+              </w:rPr>
+              <w:fldChar w:fldCharType="separate"/>
+            </w:r>
+            <w:r>
+              <w:rPr>
+                <w:noProof/>
+                <w:webHidden/>
+              </w:rPr>
+              <w:t>12</w:t>
+            </w:r>
+            <w:r>
+              <w:rPr>
+                <w:noProof/>
+                <w:webHidden/>
+              </w:rPr>
+              <w:fldChar w:fldCharType="end"/>
+            </w:r>
+          </w:hyperlink>
         </w:p>
         <w:p>
           <w:pPr>
@@ -2436,7 +2391,7 @@
                 <w:noProof/>
                 <w:webHidden/>
               </w:rPr>
-              <w:t>14</w:t>
+              <w:t>12</w:t>
             </w:r>
             <w:r>
               <w:rPr>
@@ -2525,7 +2480,7 @@
                 <w:noProof/>
                 <w:webHidden/>
               </w:rPr>
-              <w:t>15</w:t>
+              <w:t>13</w:t>
             </w:r>
             <w:r>
               <w:rPr>
@@ -2617,7 +2572,7 @@
                 <w:noProof/>
                 <w:webHidden/>
               </w:rPr>
-              <w:t>17</w:t>
+              <w:t>15</w:t>
             </w:r>
             <w:r>
               <w:rPr>
@@ -2706,7 +2661,7 @@
                 <w:noProof/>
                 <w:webHidden/>
               </w:rPr>
-              <w:t>17</w:t>
+              <w:t>15</w:t>
             </w:r>
             <w:r>
               <w:rPr>
@@ -2795,7 +2750,7 @@
                 <w:noProof/>
                 <w:webHidden/>
               </w:rPr>
-              <w:t>18</w:t>
+              <w:t>16</w:t>
             </w:r>
             <w:r>
               <w:rPr>
@@ -2884,7 +2839,7 @@
                 <w:noProof/>
                 <w:webHidden/>
               </w:rPr>
-              <w:t>18</w:t>
+              <w:t>16</w:t>
             </w:r>
             <w:r>
               <w:rPr>
@@ -2976,7 +2931,7 @@
                 <w:noProof/>
                 <w:webHidden/>
               </w:rPr>
-              <w:t>20</w:t>
+              <w:t>18</w:t>
             </w:r>
             <w:r>
               <w:rPr>
@@ -3000,126 +2955,81 @@
               <w14:ligatures w14:val="standardContextual"/>
             </w:rPr>
           </w:pPr>
-          <w:r>
-            <w:rPr>
-              <w:rStyle w:val="Hyperlink"/>
-              <w:noProof/>
-            </w:rPr>
-            <w:fldChar w:fldCharType="begin"/>
-          </w:r>
-          <w:r>
-            <w:rPr>
-              <w:rStyle w:val="Hyperlink"/>
-              <w:noProof/>
-            </w:rPr>
-            <w:instrText xml:space="preserve"> </w:instrText>
-          </w:r>
-          <w:r>
-            <w:rPr>
-              <w:noProof/>
-            </w:rPr>
-            <w:instrText>HYPERLINK \l "_Toc228455673"</w:instrText>
-          </w:r>
-          <w:r>
-            <w:rPr>
-              <w:rStyle w:val="Hyperlink"/>
-              <w:noProof/>
-            </w:rPr>
-            <w:instrText xml:space="preserve"> </w:instrText>
-          </w:r>
-          <w:r>
-            <w:rPr>
-              <w:rStyle w:val="Hyperlink"/>
-              <w:noProof/>
-            </w:rPr>
-          </w:r>
-          <w:r>
-            <w:rPr>
-              <w:rStyle w:val="Hyperlink"/>
-              <w:noProof/>
-            </w:rPr>
-            <w:fldChar w:fldCharType="separate"/>
-          </w:r>
-          <w:r>
-            <w:rPr>
-              <w:rStyle w:val="Hyperlink"/>
-              <w:noProof/>
-            </w:rPr>
-            <w:t>A.</w:t>
-          </w:r>
-          <w:r>
-            <w:rPr>
-              <w:rFonts w:asciiTheme="minorHAnsi" w:eastAsiaTheme="minorEastAsia" w:hAnsiTheme="minorHAnsi"/>
-              <w:noProof/>
-              <w:kern w:val="2"/>
-              <w:szCs w:val="24"/>
-              <w:lang w:val="en-ID" w:eastAsia="en-ID"/>
-              <w14:ligatures w14:val="standardContextual"/>
-            </w:rPr>
-            <w:tab/>
-          </w:r>
-          <w:r>
-            <w:rPr>
-              <w:rStyle w:val="Hyperlink"/>
-              <w:noProof/>
-            </w:rPr>
-            <w:t>Source code</w:t>
-          </w:r>
-          <w:r>
-            <w:rPr>
-              <w:noProof/>
-              <w:webHidden/>
-            </w:rPr>
-            <w:tab/>
-          </w:r>
-          <w:r>
-            <w:rPr>
-              <w:noProof/>
-              <w:webHidden/>
-            </w:rPr>
-            <w:fldChar w:fldCharType="begin"/>
-          </w:r>
-          <w:r>
-            <w:rPr>
-              <w:noProof/>
-              <w:webHidden/>
-            </w:rPr>
-            <w:instrText xml:space="preserve"> PAGEREF _Toc228455673 \h </w:instrText>
-          </w:r>
-          <w:r>
-            <w:rPr>
-              <w:noProof/>
-              <w:webHidden/>
-            </w:rPr>
-          </w:r>
-          <w:r>
-            <w:rPr>
-              <w:noProof/>
-              <w:webHidden/>
-            </w:rPr>
-            <w:fldChar w:fldCharType="separate"/>
-          </w:r>
-          <w:r>
-            <w:rPr>
-              <w:noProof/>
-              <w:webHidden/>
-            </w:rPr>
-            <w:t>20</w:t>
-          </w:r>
-          <w:r>
-            <w:rPr>
-              <w:noProof/>
-              <w:webHidden/>
-            </w:rPr>
-            <w:fldChar w:fldCharType="end"/>
-          </w:r>
-          <w:r>
-            <w:rPr>
-              <w:rStyle w:val="Hyperlink"/>
-              <w:noProof/>
-            </w:rPr>
-            <w:fldChar w:fldCharType="end"/>
-          </w:r>
+          <w:hyperlink w:anchor="_Toc228455673" w:history="1">
+            <w:r>
+              <w:rPr>
+                <w:rStyle w:val="Hyperlink"/>
+                <w:noProof/>
+              </w:rPr>
+              <w:t>A.</w:t>
+            </w:r>
+            <w:r>
+              <w:rPr>
+                <w:rFonts w:asciiTheme="minorHAnsi" w:eastAsiaTheme="minorEastAsia" w:hAnsiTheme="minorHAnsi"/>
+                <w:noProof/>
+                <w:kern w:val="2"/>
+                <w:szCs w:val="24"/>
+                <w:lang w:val="en-ID" w:eastAsia="en-ID"/>
+                <w14:ligatures w14:val="standardContextual"/>
+              </w:rPr>
+              <w:tab/>
+            </w:r>
+            <w:r>
+              <w:rPr>
+                <w:rStyle w:val="Hyperlink"/>
+                <w:noProof/>
+              </w:rPr>
+              <w:t>Source code</w:t>
+            </w:r>
+            <w:r>
+              <w:rPr>
+                <w:noProof/>
+                <w:webHidden/>
+              </w:rPr>
+              <w:tab/>
+            </w:r>
+            <w:r>
+              <w:rPr>
+                <w:noProof/>
+                <w:webHidden/>
+              </w:rPr>
+              <w:fldChar w:fldCharType="begin"/>
+            </w:r>
+            <w:r>
+              <w:rPr>
+                <w:noProof/>
+                <w:webHidden/>
+              </w:rPr>
+              <w:instrText xml:space="preserve"> PAGEREF _Toc228455673 \h </w:instrText>
+            </w:r>
+            <w:r>
+              <w:rPr>
+                <w:noProof/>
+                <w:webHidden/>
+              </w:rPr>
+            </w:r>
+            <w:r>
+              <w:rPr>
+                <w:noProof/>
+                <w:webHidden/>
+              </w:rPr>
+              <w:fldChar w:fldCharType="separate"/>
+            </w:r>
+            <w:r>
+              <w:rPr>
+                <w:noProof/>
+                <w:webHidden/>
+              </w:rPr>
+              <w:t>18</w:t>
+            </w:r>
+            <w:r>
+              <w:rPr>
+                <w:noProof/>
+                <w:webHidden/>
+              </w:rPr>
+              <w:fldChar w:fldCharType="end"/>
+            </w:r>
+          </w:hyperlink>
         </w:p>
         <w:p>
           <w:pPr>
@@ -3199,7 +3109,7 @@
                 <w:noProof/>
                 <w:webHidden/>
               </w:rPr>
-              <w:t>21</w:t>
+              <w:t>19</w:t>
             </w:r>
             <w:r>
               <w:rPr>
@@ -3288,7 +3198,7 @@
                 <w:noProof/>
                 <w:webHidden/>
               </w:rPr>
-              <w:t>21</w:t>
+              <w:t>19</w:t>
             </w:r>
             <w:r>
               <w:rPr>
@@ -3380,7 +3290,7 @@
                 <w:noProof/>
                 <w:webHidden/>
               </w:rPr>
-              <w:t>23</w:t>
+              <w:t>21</w:t>
             </w:r>
             <w:r>
               <w:rPr>
@@ -3469,7 +3379,7 @@
                 <w:noProof/>
                 <w:webHidden/>
               </w:rPr>
-              <w:t>23</w:t>
+              <w:t>21</w:t>
             </w:r>
             <w:r>
               <w:rPr>
@@ -3558,7 +3468,7 @@
                 <w:noProof/>
                 <w:webHidden/>
               </w:rPr>
-              <w:t>23</w:t>
+              <w:t>21</w:t>
             </w:r>
             <w:r>
               <w:rPr>
@@ -3647,7 +3557,7 @@
                 <w:noProof/>
                 <w:webHidden/>
               </w:rPr>
-              <w:t>24</w:t>
+              <w:t>22</w:t>
             </w:r>
             <w:r>
               <w:rPr>
@@ -3739,7 +3649,7 @@
                 <w:noProof/>
                 <w:webHidden/>
               </w:rPr>
-              <w:t>26</w:t>
+              <w:t>24</w:t>
             </w:r>
             <w:r>
               <w:rPr>
@@ -3828,7 +3738,7 @@
                 <w:noProof/>
                 <w:webHidden/>
               </w:rPr>
-              <w:t>26</w:t>
+              <w:t>24</w:t>
             </w:r>
             <w:r>
               <w:rPr>
@@ -3917,7 +3827,7 @@
                 <w:noProof/>
                 <w:webHidden/>
               </w:rPr>
-              <w:t>27</w:t>
+              <w:t>25</w:t>
             </w:r>
             <w:r>
               <w:rPr>
@@ -4006,7 +3916,7 @@
                 <w:noProof/>
                 <w:webHidden/>
               </w:rPr>
-              <w:t>27</w:t>
+              <w:t>25</w:t>
             </w:r>
             <w:r>
               <w:rPr>
@@ -4098,7 +4008,7 @@
                 <w:noProof/>
                 <w:webHidden/>
               </w:rPr>
-              <w:t>30</w:t>
+              <w:t>28</w:t>
             </w:r>
             <w:r>
               <w:rPr>
@@ -4187,7 +4097,7 @@
                 <w:noProof/>
                 <w:webHidden/>
               </w:rPr>
-              <w:t>30</w:t>
+              <w:t>28</w:t>
             </w:r>
             <w:r>
               <w:rPr>
@@ -4276,7 +4186,7 @@
                 <w:noProof/>
                 <w:webHidden/>
               </w:rPr>
-              <w:t>33</w:t>
+              <w:t>31</w:t>
             </w:r>
             <w:r>
               <w:rPr>
@@ -4365,7 +4275,7 @@
                 <w:noProof/>
                 <w:webHidden/>
               </w:rPr>
-              <w:t>34</w:t>
+              <w:t>32</w:t>
             </w:r>
             <w:r>
               <w:rPr>
@@ -4439,7 +4349,7 @@
                 <w:noProof/>
                 <w:webHidden/>
               </w:rPr>
-              <w:t>36</w:t>
+              <w:t>34</w:t>
             </w:r>
             <w:r>
               <w:rPr>
@@ -5868,27 +5778,14 @@
       <w:r>
         <w:t xml:space="preserve">Tabel </w:t>
       </w:r>
-      <w:r>
-        <w:fldChar w:fldCharType="begin"/>
-      </w:r>
-      <w:r>
-        <w:instrText xml:space="preserve"> SEQ Tabel \* ARABIC </w:instrText>
-      </w:r>
-      <w:r>
-        <w:fldChar w:fldCharType="separate"/>
-      </w:r>
-      <w:r>
-        <w:rPr>
-          <w:noProof/>
-        </w:rPr>
-        <w:t>1</w:t>
-      </w:r>
-      <w:r>
-        <w:rPr>
-          <w:noProof/>
-        </w:rPr>
-        <w:fldChar w:fldCharType="end"/>
-      </w:r>
+      <w:fldSimple w:instr=" SEQ Tabel \* ARABIC ">
+        <w:r>
+          <w:rPr>
+            <w:noProof/>
+          </w:rPr>
+          <w:t>1</w:t>
+        </w:r>
+      </w:fldSimple>
       <w:r>
         <w:t xml:space="preserve"> Source Code </w:t>
       </w:r>
@@ -6124,27 +6021,7 @@
                 <w:sz w:val="21"/>
                 <w:szCs w:val="21"/>
               </w:rPr>
-              <w:t xml:space="preserve"> </w:t>
-            </w:r>
-            <w:proofErr w:type="spellStart"/>
-            <w:r>
-              <w:rPr>
-                <w:rFonts w:ascii="Courier New" w:hAnsi="Courier New" w:cs="Courier New"/>
-                <w:color w:val="000000" w:themeColor="text1"/>
-                <w:sz w:val="21"/>
-                <w:szCs w:val="21"/>
-              </w:rPr>
-              <w:t>Elemen</w:t>
-            </w:r>
-            <w:proofErr w:type="spellEnd"/>
-            <w:r>
-              <w:rPr>
-                <w:rFonts w:ascii="Courier New" w:hAnsi="Courier New" w:cs="Courier New"/>
-                <w:color w:val="000000" w:themeColor="text1"/>
-                <w:sz w:val="21"/>
-                <w:szCs w:val="21"/>
-              </w:rPr>
-              <w:t xml:space="preserve"> </w:t>
+              <w:t xml:space="preserve"> Elemen </w:t>
             </w:r>
             <w:proofErr w:type="spellStart"/>
             <w:r>
@@ -7017,27 +6894,14 @@
       <w:r>
         <w:t xml:space="preserve">Gambar </w:t>
       </w:r>
-      <w:r>
-        <w:fldChar w:fldCharType="begin"/>
-      </w:r>
-      <w:r>
-        <w:instrText xml:space="preserve"> SEQ gambar \* ARABIC </w:instrText>
-      </w:r>
-      <w:r>
-        <w:fldChar w:fldCharType="separate"/>
-      </w:r>
-      <w:r>
-        <w:rPr>
-          <w:noProof/>
-        </w:rPr>
-        <w:t>1</w:t>
-      </w:r>
-      <w:r>
-        <w:rPr>
-          <w:noProof/>
-        </w:rPr>
-        <w:fldChar w:fldCharType="end"/>
-      </w:r>
+      <w:fldSimple w:instr=" SEQ gambar \* ARABIC ">
+        <w:r>
+          <w:rPr>
+            <w:noProof/>
+          </w:rPr>
+          <w:t>1</w:t>
+        </w:r>
+      </w:fldSimple>
       <w:r>
         <w:t xml:space="preserve"> Output Program Soal </w:t>
       </w:r>
@@ -7749,27 +7613,14 @@
       <w:r>
         <w:t xml:space="preserve">Tabel </w:t>
       </w:r>
-      <w:r>
-        <w:fldChar w:fldCharType="begin"/>
-      </w:r>
-      <w:r>
-        <w:instrText xml:space="preserve"> SEQ Tabel \* ARABIC </w:instrText>
-      </w:r>
-      <w:r>
-        <w:fldChar w:fldCharType="separate"/>
-      </w:r>
-      <w:r>
-        <w:rPr>
-          <w:noProof/>
-        </w:rPr>
-        <w:t>2</w:t>
-      </w:r>
-      <w:r>
-        <w:rPr>
-          <w:noProof/>
-        </w:rPr>
-        <w:fldChar w:fldCharType="end"/>
-      </w:r>
+      <w:fldSimple w:instr=" SEQ Tabel \* ARABIC ">
+        <w:r>
+          <w:rPr>
+            <w:noProof/>
+          </w:rPr>
+          <w:t>2</w:t>
+        </w:r>
+      </w:fldSimple>
       <w:r>
         <w:t xml:space="preserve"> Source Code </w:t>
       </w:r>
@@ -8310,27 +8161,14 @@
       <w:r>
         <w:t xml:space="preserve">Gambar </w:t>
       </w:r>
-      <w:r>
-        <w:fldChar w:fldCharType="begin"/>
-      </w:r>
-      <w:r>
-        <w:instrText xml:space="preserve"> SEQ gambar \* ARABIC </w:instrText>
-      </w:r>
-      <w:r>
-        <w:fldChar w:fldCharType="separate"/>
-      </w:r>
-      <w:r>
-        <w:rPr>
-          <w:noProof/>
-        </w:rPr>
-        <w:t>2</w:t>
-      </w:r>
-      <w:r>
-        <w:rPr>
-          <w:noProof/>
-        </w:rPr>
-        <w:fldChar w:fldCharType="end"/>
-      </w:r>
+      <w:fldSimple w:instr=" SEQ gambar \* ARABIC ">
+        <w:r>
+          <w:rPr>
+            <w:noProof/>
+          </w:rPr>
+          <w:t>2</w:t>
+        </w:r>
+      </w:fldSimple>
       <w:r>
         <w:t xml:space="preserve"> </w:t>
       </w:r>
@@ -8661,27 +8499,14 @@
       <w:r>
         <w:t xml:space="preserve">Tabel </w:t>
       </w:r>
-      <w:r>
-        <w:fldChar w:fldCharType="begin"/>
-      </w:r>
-      <w:r>
-        <w:instrText xml:space="preserve"> SEQ Tabel \* ARABIC </w:instrText>
-      </w:r>
-      <w:r>
-        <w:fldChar w:fldCharType="separate"/>
-      </w:r>
-      <w:r>
-        <w:rPr>
-          <w:noProof/>
-        </w:rPr>
-        <w:t>3</w:t>
-      </w:r>
-      <w:r>
-        <w:rPr>
-          <w:noProof/>
-        </w:rPr>
-        <w:fldChar w:fldCharType="end"/>
-      </w:r>
+      <w:fldSimple w:instr=" SEQ Tabel \* ARABIC ">
+        <w:r>
+          <w:rPr>
+            <w:noProof/>
+          </w:rPr>
+          <w:t>3</w:t>
+        </w:r>
+      </w:fldSimple>
       <w:r>
         <w:t xml:space="preserve"> </w:t>
       </w:r>
@@ -9660,27 +9485,14 @@
       <w:r>
         <w:t xml:space="preserve">Gambar </w:t>
       </w:r>
-      <w:r>
-        <w:fldChar w:fldCharType="begin"/>
-      </w:r>
-      <w:r>
-        <w:instrText xml:space="preserve"> SEQ gambar \* ARABIC </w:instrText>
-      </w:r>
-      <w:r>
-        <w:fldChar w:fldCharType="separate"/>
-      </w:r>
-      <w:r>
-        <w:rPr>
-          <w:noProof/>
-        </w:rPr>
-        <w:t>3</w:t>
-      </w:r>
-      <w:r>
-        <w:rPr>
-          <w:noProof/>
-        </w:rPr>
-        <w:fldChar w:fldCharType="end"/>
-      </w:r>
+      <w:fldSimple w:instr=" SEQ gambar \* ARABIC ">
+        <w:r>
+          <w:rPr>
+            <w:noProof/>
+          </w:rPr>
+          <w:t>3</w:t>
+        </w:r>
+      </w:fldSimple>
       <w:r>
         <w:t xml:space="preserve"> </w:t>
       </w:r>
@@ -10503,27 +10315,14 @@
       <w:r>
         <w:t xml:space="preserve">Tabel </w:t>
       </w:r>
-      <w:r>
-        <w:fldChar w:fldCharType="begin"/>
-      </w:r>
-      <w:r>
-        <w:instrText xml:space="preserve"> SEQ Tabel \* ARABIC </w:instrText>
-      </w:r>
-      <w:r>
-        <w:fldChar w:fldCharType="separate"/>
-      </w:r>
-      <w:r>
-        <w:rPr>
-          <w:noProof/>
-        </w:rPr>
-        <w:t>4</w:t>
-      </w:r>
-      <w:r>
-        <w:rPr>
-          <w:noProof/>
-        </w:rPr>
-        <w:fldChar w:fldCharType="end"/>
-      </w:r>
+      <w:fldSimple w:instr=" SEQ Tabel \* ARABIC ">
+        <w:r>
+          <w:rPr>
+            <w:noProof/>
+          </w:rPr>
+          <w:t>4</w:t>
+        </w:r>
+      </w:fldSimple>
       <w:r>
         <w:t xml:space="preserve"> </w:t>
       </w:r>
@@ -11831,27 +11630,14 @@
       <w:r>
         <w:t xml:space="preserve">Gambar </w:t>
       </w:r>
-      <w:r>
-        <w:fldChar w:fldCharType="begin"/>
-      </w:r>
-      <w:r>
-        <w:instrText xml:space="preserve"> SEQ gambar \* ARABIC </w:instrText>
-      </w:r>
-      <w:r>
-        <w:fldChar w:fldCharType="separate"/>
-      </w:r>
-      <w:r>
-        <w:rPr>
-          <w:noProof/>
-        </w:rPr>
-        <w:t>4</w:t>
-      </w:r>
-      <w:r>
-        <w:rPr>
-          <w:noProof/>
-        </w:rPr>
-        <w:fldChar w:fldCharType="end"/>
-      </w:r>
+      <w:fldSimple w:instr=" SEQ gambar \* ARABIC ">
+        <w:r>
+          <w:rPr>
+            <w:noProof/>
+          </w:rPr>
+          <w:t>4</w:t>
+        </w:r>
+      </w:fldSimple>
       <w:r>
         <w:t xml:space="preserve"> </w:t>
       </w:r>
@@ -12338,27 +12124,14 @@
       <w:r>
         <w:t xml:space="preserve">Tabel </w:t>
       </w:r>
-      <w:r>
-        <w:fldChar w:fldCharType="begin"/>
-      </w:r>
-      <w:r>
-        <w:instrText xml:space="preserve"> SEQ Tabel \* ARABIC </w:instrText>
-      </w:r>
-      <w:r>
-        <w:fldChar w:fldCharType="separate"/>
-      </w:r>
-      <w:r>
-        <w:rPr>
-          <w:noProof/>
-        </w:rPr>
-        <w:t>5</w:t>
-      </w:r>
-      <w:r>
-        <w:rPr>
-          <w:noProof/>
-        </w:rPr>
-        <w:fldChar w:fldCharType="end"/>
-      </w:r>
+      <w:fldSimple w:instr=" SEQ Tabel \* ARABIC ">
+        <w:r>
+          <w:rPr>
+            <w:noProof/>
+          </w:rPr>
+          <w:t>5</w:t>
+        </w:r>
+      </w:fldSimple>
       <w:r>
         <w:t xml:space="preserve"> </w:t>
       </w:r>
@@ -13191,6 +12964,9 @@
         <w:jc w:val="center"/>
       </w:pPr>
       <w:r>
+        <w:rPr>
+          <w:noProof/>
+        </w:rPr>
         <w:drawing>
           <wp:inline distT="0" distB="0" distL="0" distR="0" wp14:anchorId="2E790511" wp14:editId="3B318B18">
             <wp:extent cx="5252085" cy="2818765"/>
@@ -13238,27 +13014,14 @@
       <w:r>
         <w:t xml:space="preserve">Gambar </w:t>
       </w:r>
-      <w:r>
-        <w:fldChar w:fldCharType="begin"/>
-      </w:r>
-      <w:r>
-        <w:instrText xml:space="preserve"> SEQ gambar \* ARABIC </w:instrText>
-      </w:r>
-      <w:r>
-        <w:fldChar w:fldCharType="separate"/>
-      </w:r>
-      <w:r>
-        <w:rPr>
-          <w:noProof/>
-        </w:rPr>
-        <w:t>5</w:t>
-      </w:r>
-      <w:r>
-        <w:rPr>
-          <w:noProof/>
-        </w:rPr>
-        <w:fldChar w:fldCharType="end"/>
-      </w:r>
+      <w:fldSimple w:instr=" SEQ gambar \* ARABIC ">
+        <w:r>
+          <w:rPr>
+            <w:noProof/>
+          </w:rPr>
+          <w:t>5</w:t>
+        </w:r>
+      </w:fldSimple>
       <w:r>
         <w:t xml:space="preserve"> </w:t>
       </w:r>
@@ -14728,27 +14491,14 @@
       <w:r>
         <w:t xml:space="preserve">Tabel </w:t>
       </w:r>
-      <w:r>
-        <w:fldChar w:fldCharType="begin"/>
-      </w:r>
-      <w:r>
-        <w:instrText xml:space="preserve"> SEQ Tabel \* ARABIC </w:instrText>
-      </w:r>
-      <w:r>
-        <w:fldChar w:fldCharType="separate"/>
-      </w:r>
-      <w:r>
-        <w:rPr>
-          <w:noProof/>
-        </w:rPr>
-        <w:t>6</w:t>
-      </w:r>
-      <w:r>
-        <w:rPr>
-          <w:noProof/>
-        </w:rPr>
-        <w:fldChar w:fldCharType="end"/>
-      </w:r>
+      <w:fldSimple w:instr=" SEQ Tabel \* ARABIC ">
+        <w:r>
+          <w:rPr>
+            <w:noProof/>
+          </w:rPr>
+          <w:t>6</w:t>
+        </w:r>
+      </w:fldSimple>
       <w:r>
         <w:t xml:space="preserve"> </w:t>
       </w:r>
@@ -15509,27 +15259,14 @@
       <w:r>
         <w:t xml:space="preserve">Gambar </w:t>
       </w:r>
-      <w:r>
-        <w:fldChar w:fldCharType="begin"/>
-      </w:r>
-      <w:r>
-        <w:instrText xml:space="preserve"> SEQ gambar \* ARABIC </w:instrText>
-      </w:r>
-      <w:r>
-        <w:fldChar w:fldCharType="separate"/>
-      </w:r>
-      <w:r>
-        <w:rPr>
-          <w:noProof/>
-        </w:rPr>
-        <w:t>6</w:t>
-      </w:r>
-      <w:r>
-        <w:rPr>
-          <w:noProof/>
-        </w:rPr>
-        <w:fldChar w:fldCharType="end"/>
-      </w:r>
+      <w:fldSimple w:instr=" SEQ gambar \* ARABIC ">
+        <w:r>
+          <w:rPr>
+            <w:noProof/>
+          </w:rPr>
+          <w:t>6</w:t>
+        </w:r>
+      </w:fldSimple>
       <w:r>
         <w:t xml:space="preserve"> </w:t>
       </w:r>
@@ -15870,27 +15607,14 @@
       <w:r>
         <w:t xml:space="preserve">Tabel </w:t>
       </w:r>
-      <w:r>
-        <w:fldChar w:fldCharType="begin"/>
-      </w:r>
-      <w:r>
-        <w:instrText xml:space="preserve"> SEQ Tabel \* ARABIC </w:instrText>
-      </w:r>
-      <w:r>
-        <w:fldChar w:fldCharType="separate"/>
-      </w:r>
-      <w:r>
-        <w:rPr>
-          <w:noProof/>
-        </w:rPr>
-        <w:t>7</w:t>
-      </w:r>
-      <w:r>
-        <w:rPr>
-          <w:noProof/>
-        </w:rPr>
-        <w:fldChar w:fldCharType="end"/>
-      </w:r>
+      <w:fldSimple w:instr=" SEQ Tabel \* ARABIC ">
+        <w:r>
+          <w:rPr>
+            <w:noProof/>
+          </w:rPr>
+          <w:t>7</w:t>
+        </w:r>
+      </w:fldSimple>
       <w:r>
         <w:t xml:space="preserve"> </w:t>
       </w:r>
@@ -17598,27 +17322,14 @@
       <w:r>
         <w:t xml:space="preserve">Gambar </w:t>
       </w:r>
-      <w:r>
-        <w:fldChar w:fldCharType="begin"/>
-      </w:r>
-      <w:r>
-        <w:instrText xml:space="preserve"> SEQ Gambar \* ARABIC </w:instrText>
-      </w:r>
-      <w:r>
-        <w:fldChar w:fldCharType="separate"/>
-      </w:r>
-      <w:r>
-        <w:rPr>
-          <w:noProof/>
-        </w:rPr>
-        <w:t>7</w:t>
-      </w:r>
-      <w:r>
-        <w:rPr>
-          <w:noProof/>
-        </w:rPr>
-        <w:fldChar w:fldCharType="end"/>
-      </w:r>
+      <w:fldSimple w:instr=" SEQ Gambar \* ARABIC ">
+        <w:r>
+          <w:rPr>
+            <w:noProof/>
+          </w:rPr>
+          <w:t>7</w:t>
+        </w:r>
+      </w:fldSimple>
       <w:r>
         <w:t xml:space="preserve"> </w:t>
       </w:r>
@@ -18608,27 +18319,14 @@
       <w:r>
         <w:t xml:space="preserve">Tabel </w:t>
       </w:r>
-      <w:r>
-        <w:fldChar w:fldCharType="begin"/>
-      </w:r>
-      <w:r>
-        <w:instrText xml:space="preserve"> SEQ Tabel \* ARABIC </w:instrText>
-      </w:r>
-      <w:r>
-        <w:fldChar w:fldCharType="separate"/>
-      </w:r>
-      <w:r>
-        <w:rPr>
-          <w:noProof/>
-        </w:rPr>
-        <w:t>8</w:t>
-      </w:r>
-      <w:r>
-        <w:rPr>
-          <w:noProof/>
-        </w:rPr>
-        <w:fldChar w:fldCharType="end"/>
-      </w:r>
+      <w:fldSimple w:instr=" SEQ Tabel \* ARABIC ">
+        <w:r>
+          <w:rPr>
+            <w:noProof/>
+          </w:rPr>
+          <w:t>8</w:t>
+        </w:r>
+      </w:fldSimple>
       <w:r>
         <w:t xml:space="preserve"> </w:t>
       </w:r>
@@ -21174,25 +20872,7 @@
                 <w:color w:val="000000" w:themeColor="text1"/>
                 <w:szCs w:val="24"/>
               </w:rPr>
-              <w:t xml:space="preserve">="top"&gt;Jenis </w:t>
-            </w:r>
-            <w:proofErr w:type="spellStart"/>
-            <w:r>
-              <w:rPr>
-                <w:rFonts w:ascii="Courier New" w:hAnsi="Courier New" w:cs="Courier New"/>
-                <w:color w:val="000000" w:themeColor="text1"/>
-                <w:szCs w:val="24"/>
-              </w:rPr>
-              <w:t>Kelamin</w:t>
-            </w:r>
-            <w:proofErr w:type="spellEnd"/>
-            <w:r>
-              <w:rPr>
-                <w:rFonts w:ascii="Courier New" w:hAnsi="Courier New" w:cs="Courier New"/>
-                <w:color w:val="000000" w:themeColor="text1"/>
-                <w:szCs w:val="24"/>
-              </w:rPr>
-              <w:t>&lt;/td&gt;</w:t>
+              <w:t>="top"&gt;Jenis Kelamin&lt;/td&gt;</w:t>
             </w:r>
           </w:p>
         </w:tc>
@@ -21298,43 +20978,7 @@
                 <w:color w:val="000000" w:themeColor="text1"/>
                 <w:szCs w:val="24"/>
               </w:rPr>
-              <w:t>"&gt; Laki-</w:t>
-            </w:r>
-            <w:proofErr w:type="spellStart"/>
-            <w:r>
-              <w:rPr>
-                <w:rFonts w:ascii="Courier New" w:hAnsi="Courier New" w:cs="Courier New"/>
-                <w:color w:val="000000" w:themeColor="text1"/>
-                <w:szCs w:val="24"/>
-              </w:rPr>
-              <w:t>laki</w:t>
-            </w:r>
-            <w:proofErr w:type="spellEnd"/>
-            <w:r>
-              <w:rPr>
-                <w:rFonts w:ascii="Courier New" w:hAnsi="Courier New" w:cs="Courier New"/>
-                <w:color w:val="000000" w:themeColor="text1"/>
-                <w:szCs w:val="24"/>
-              </w:rPr>
-              <w:t>&lt;</w:t>
-            </w:r>
-            <w:proofErr w:type="spellStart"/>
-            <w:r>
-              <w:rPr>
-                <w:rFonts w:ascii="Courier New" w:hAnsi="Courier New" w:cs="Courier New"/>
-                <w:color w:val="000000" w:themeColor="text1"/>
-                <w:szCs w:val="24"/>
-              </w:rPr>
-              <w:t>br</w:t>
-            </w:r>
-            <w:proofErr w:type="spellEnd"/>
-            <w:r>
-              <w:rPr>
-                <w:rFonts w:ascii="Courier New" w:hAnsi="Courier New" w:cs="Courier New"/>
-                <w:color w:val="000000" w:themeColor="text1"/>
-                <w:szCs w:val="24"/>
-              </w:rPr>
-              <w:t>&gt;</w:t>
+              <w:t>"&gt; Laki-laki&lt;br&gt;</w:t>
             </w:r>
           </w:p>
         </w:tc>
@@ -21812,25 +21456,7 @@
                 <w:color w:val="000000" w:themeColor="text1"/>
                 <w:szCs w:val="24"/>
               </w:rPr>
-              <w:t>"&gt; SQL &lt;</w:t>
-            </w:r>
-            <w:proofErr w:type="spellStart"/>
-            <w:r>
-              <w:rPr>
-                <w:rFonts w:ascii="Courier New" w:hAnsi="Courier New" w:cs="Courier New"/>
-                <w:color w:val="000000" w:themeColor="text1"/>
-                <w:szCs w:val="24"/>
-              </w:rPr>
-              <w:t>br</w:t>
-            </w:r>
-            <w:proofErr w:type="spellEnd"/>
-            <w:r>
-              <w:rPr>
-                <w:rFonts w:ascii="Courier New" w:hAnsi="Courier New" w:cs="Courier New"/>
-                <w:color w:val="000000" w:themeColor="text1"/>
-                <w:szCs w:val="24"/>
-              </w:rPr>
-              <w:t>&gt;</w:t>
+              <w:t>"&gt; SQL &lt;br&gt;</w:t>
             </w:r>
           </w:p>
         </w:tc>
@@ -22104,25 +21730,7 @@
                 <w:color w:val="000000" w:themeColor="text1"/>
                 <w:szCs w:val="24"/>
               </w:rPr>
-              <w:t xml:space="preserve"> </w:t>
-            </w:r>
-            <w:proofErr w:type="spellStart"/>
-            <w:r>
-              <w:rPr>
-                <w:rFonts w:ascii="Courier New" w:hAnsi="Courier New" w:cs="Courier New"/>
-                <w:color w:val="000000" w:themeColor="text1"/>
-                <w:szCs w:val="24"/>
-              </w:rPr>
-              <w:t>hari</w:t>
-            </w:r>
-            <w:proofErr w:type="spellEnd"/>
-            <w:r>
-              <w:rPr>
-                <w:rFonts w:ascii="Courier New" w:hAnsi="Courier New" w:cs="Courier New"/>
-                <w:color w:val="000000" w:themeColor="text1"/>
-                <w:szCs w:val="24"/>
-              </w:rPr>
-              <w:t xml:space="preserve">/Jam </w:t>
+              <w:t xml:space="preserve"> hari/Jam </w:t>
             </w:r>
             <w:proofErr w:type="spellStart"/>
             <w:r>
@@ -24304,404 +23912,6 @@
           </w:p>
         </w:tc>
       </w:tr>
-      <w:tr>
-        <w:tc>
-          <w:tcPr>
-            <w:tcW w:w="567" w:type="dxa"/>
-          </w:tcPr>
-          <w:p>
-            <w:pPr>
-              <w:pStyle w:val="ListParagraph"/>
-              <w:numPr>
-                <w:ilvl w:val="0"/>
-                <w:numId w:val="36"/>
-              </w:numPr>
-              <w:jc w:val="center"/>
-              <w:rPr>
-                <w:lang w:val="sv-SE"/>
-              </w:rPr>
-            </w:pPr>
-          </w:p>
-        </w:tc>
-        <w:tc>
-          <w:tcPr>
-            <w:tcW w:w="8714" w:type="dxa"/>
-          </w:tcPr>
-          <w:p>
-            <w:pPr>
-              <w:rPr>
-                <w:rFonts w:ascii="Courier New" w:hAnsi="Courier New" w:cs="Courier New"/>
-                <w:b/>
-                <w:bCs/>
-                <w:color w:val="000000" w:themeColor="text1"/>
-                <w:szCs w:val="24"/>
-              </w:rPr>
-            </w:pPr>
-            <w:r>
-              <w:rPr>
-                <w:rFonts w:ascii="Courier New" w:hAnsi="Courier New" w:cs="Courier New"/>
-                <w:color w:val="000000" w:themeColor="text1"/>
-                <w:szCs w:val="24"/>
-              </w:rPr>
-              <w:t>&lt;!DOCTYPE html&gt;</w:t>
-            </w:r>
-          </w:p>
-        </w:tc>
-      </w:tr>
-      <w:tr>
-        <w:tc>
-          <w:tcPr>
-            <w:tcW w:w="567" w:type="dxa"/>
-          </w:tcPr>
-          <w:p>
-            <w:pPr>
-              <w:pStyle w:val="ListParagraph"/>
-              <w:numPr>
-                <w:ilvl w:val="0"/>
-                <w:numId w:val="36"/>
-              </w:numPr>
-              <w:jc w:val="center"/>
-              <w:rPr>
-                <w:lang w:val="sv-SE"/>
-              </w:rPr>
-            </w:pPr>
-          </w:p>
-        </w:tc>
-        <w:tc>
-          <w:tcPr>
-            <w:tcW w:w="8714" w:type="dxa"/>
-          </w:tcPr>
-          <w:p>
-            <w:pPr>
-              <w:rPr>
-                <w:rFonts w:ascii="Courier New" w:hAnsi="Courier New" w:cs="Courier New"/>
-                <w:b/>
-                <w:bCs/>
-                <w:color w:val="000000" w:themeColor="text1"/>
-                <w:szCs w:val="24"/>
-              </w:rPr>
-            </w:pPr>
-            <w:r>
-              <w:rPr>
-                <w:rFonts w:ascii="Courier New" w:hAnsi="Courier New" w:cs="Courier New"/>
-                <w:color w:val="000000" w:themeColor="text1"/>
-                <w:szCs w:val="24"/>
-              </w:rPr>
-              <w:t>&lt;html&gt;</w:t>
-            </w:r>
-          </w:p>
-        </w:tc>
-      </w:tr>
-      <w:tr>
-        <w:tc>
-          <w:tcPr>
-            <w:tcW w:w="567" w:type="dxa"/>
-          </w:tcPr>
-          <w:p>
-            <w:pPr>
-              <w:pStyle w:val="ListParagraph"/>
-              <w:numPr>
-                <w:ilvl w:val="0"/>
-                <w:numId w:val="36"/>
-              </w:numPr>
-              <w:jc w:val="center"/>
-              <w:rPr>
-                <w:lang w:val="sv-SE"/>
-              </w:rPr>
-            </w:pPr>
-          </w:p>
-        </w:tc>
-        <w:tc>
-          <w:tcPr>
-            <w:tcW w:w="8714" w:type="dxa"/>
-          </w:tcPr>
-          <w:p>
-            <w:pPr>
-              <w:rPr>
-                <w:rFonts w:ascii="Courier New" w:hAnsi="Courier New" w:cs="Courier New"/>
-                <w:b/>
-                <w:bCs/>
-                <w:color w:val="000000" w:themeColor="text1"/>
-                <w:szCs w:val="24"/>
-              </w:rPr>
-            </w:pPr>
-            <w:r>
-              <w:rPr>
-                <w:rFonts w:ascii="Courier New" w:hAnsi="Courier New" w:cs="Courier New"/>
-                <w:color w:val="000000" w:themeColor="text1"/>
-                <w:szCs w:val="24"/>
-              </w:rPr>
-              <w:t>&lt;head&gt;</w:t>
-            </w:r>
-          </w:p>
-        </w:tc>
-      </w:tr>
-      <w:tr>
-        <w:tc>
-          <w:tcPr>
-            <w:tcW w:w="567" w:type="dxa"/>
-          </w:tcPr>
-          <w:p>
-            <w:pPr>
-              <w:pStyle w:val="ListParagraph"/>
-              <w:numPr>
-                <w:ilvl w:val="0"/>
-                <w:numId w:val="36"/>
-              </w:numPr>
-              <w:jc w:val="center"/>
-              <w:rPr>
-                <w:lang w:val="sv-SE"/>
-              </w:rPr>
-            </w:pPr>
-          </w:p>
-        </w:tc>
-        <w:tc>
-          <w:tcPr>
-            <w:tcW w:w="8714" w:type="dxa"/>
-          </w:tcPr>
-          <w:p>
-            <w:pPr>
-              <w:rPr>
-                <w:rFonts w:ascii="Courier New" w:hAnsi="Courier New" w:cs="Courier New"/>
-                <w:b/>
-                <w:bCs/>
-                <w:color w:val="000000" w:themeColor="text1"/>
-                <w:szCs w:val="24"/>
-              </w:rPr>
-            </w:pPr>
-            <w:r>
-              <w:rPr>
-                <w:rFonts w:ascii="Courier New" w:hAnsi="Courier New" w:cs="Courier New"/>
-                <w:color w:val="000000" w:themeColor="text1"/>
-                <w:szCs w:val="24"/>
-              </w:rPr>
-              <w:t xml:space="preserve">    &lt;title&gt;Form </w:t>
-            </w:r>
-            <w:proofErr w:type="spellStart"/>
-            <w:r>
-              <w:rPr>
-                <w:rFonts w:ascii="Courier New" w:hAnsi="Courier New" w:cs="Courier New"/>
-                <w:color w:val="000000" w:themeColor="text1"/>
-                <w:szCs w:val="24"/>
-              </w:rPr>
-              <w:t>Pendaftaran</w:t>
-            </w:r>
-            <w:proofErr w:type="spellEnd"/>
-            <w:r>
-              <w:rPr>
-                <w:rFonts w:ascii="Courier New" w:hAnsi="Courier New" w:cs="Courier New"/>
-                <w:color w:val="000000" w:themeColor="text1"/>
-                <w:szCs w:val="24"/>
-              </w:rPr>
-              <w:t xml:space="preserve"> </w:t>
-            </w:r>
-            <w:proofErr w:type="spellStart"/>
-            <w:r>
-              <w:rPr>
-                <w:rFonts w:ascii="Courier New" w:hAnsi="Courier New" w:cs="Courier New"/>
-                <w:color w:val="000000" w:themeColor="text1"/>
-                <w:szCs w:val="24"/>
-              </w:rPr>
-              <w:t>Kursus</w:t>
-            </w:r>
-            <w:proofErr w:type="spellEnd"/>
-            <w:r>
-              <w:rPr>
-                <w:rFonts w:ascii="Courier New" w:hAnsi="Courier New" w:cs="Courier New"/>
-                <w:color w:val="000000" w:themeColor="text1"/>
-                <w:szCs w:val="24"/>
-              </w:rPr>
-              <w:t>&lt;/title&gt;</w:t>
-            </w:r>
-          </w:p>
-        </w:tc>
-      </w:tr>
-      <w:tr>
-        <w:tc>
-          <w:tcPr>
-            <w:tcW w:w="567" w:type="dxa"/>
-          </w:tcPr>
-          <w:p>
-            <w:pPr>
-              <w:pStyle w:val="ListParagraph"/>
-              <w:numPr>
-                <w:ilvl w:val="0"/>
-                <w:numId w:val="36"/>
-              </w:numPr>
-              <w:jc w:val="center"/>
-              <w:rPr>
-                <w:lang w:val="sv-SE"/>
-              </w:rPr>
-            </w:pPr>
-          </w:p>
-        </w:tc>
-        <w:tc>
-          <w:tcPr>
-            <w:tcW w:w="8714" w:type="dxa"/>
-          </w:tcPr>
-          <w:p>
-            <w:pPr>
-              <w:rPr>
-                <w:rFonts w:ascii="Courier New" w:hAnsi="Courier New" w:cs="Courier New"/>
-                <w:b/>
-                <w:bCs/>
-                <w:color w:val="000000" w:themeColor="text1"/>
-                <w:szCs w:val="24"/>
-              </w:rPr>
-            </w:pPr>
-            <w:r>
-              <w:rPr>
-                <w:rFonts w:ascii="Courier New" w:hAnsi="Courier New" w:cs="Courier New"/>
-                <w:color w:val="000000" w:themeColor="text1"/>
-                <w:szCs w:val="24"/>
-              </w:rPr>
-              <w:t>&lt;/head&gt;</w:t>
-            </w:r>
-          </w:p>
-        </w:tc>
-      </w:tr>
-      <w:tr>
-        <w:tc>
-          <w:tcPr>
-            <w:tcW w:w="567" w:type="dxa"/>
-          </w:tcPr>
-          <w:p>
-            <w:pPr>
-              <w:pStyle w:val="ListParagraph"/>
-              <w:numPr>
-                <w:ilvl w:val="0"/>
-                <w:numId w:val="36"/>
-              </w:numPr>
-              <w:jc w:val="center"/>
-              <w:rPr>
-                <w:lang w:val="sv-SE"/>
-              </w:rPr>
-            </w:pPr>
-          </w:p>
-        </w:tc>
-        <w:tc>
-          <w:tcPr>
-            <w:tcW w:w="8714" w:type="dxa"/>
-          </w:tcPr>
-          <w:p>
-            <w:pPr>
-              <w:rPr>
-                <w:rFonts w:ascii="Courier New" w:hAnsi="Courier New" w:cs="Courier New"/>
-                <w:b/>
-                <w:bCs/>
-                <w:color w:val="000000" w:themeColor="text1"/>
-                <w:szCs w:val="24"/>
-              </w:rPr>
-            </w:pPr>
-            <w:r>
-              <w:rPr>
-                <w:rFonts w:ascii="Courier New" w:hAnsi="Courier New" w:cs="Courier New"/>
-                <w:color w:val="000000" w:themeColor="text1"/>
-                <w:szCs w:val="24"/>
-              </w:rPr>
-              <w:t>&lt;body&gt;</w:t>
-            </w:r>
-          </w:p>
-        </w:tc>
-      </w:tr>
-      <w:tr>
-        <w:tc>
-          <w:tcPr>
-            <w:tcW w:w="567" w:type="dxa"/>
-          </w:tcPr>
-          <w:p>
-            <w:pPr>
-              <w:pStyle w:val="ListParagraph"/>
-              <w:numPr>
-                <w:ilvl w:val="0"/>
-                <w:numId w:val="36"/>
-              </w:numPr>
-              <w:jc w:val="center"/>
-              <w:rPr>
-                <w:lang w:val="sv-SE"/>
-              </w:rPr>
-            </w:pPr>
-          </w:p>
-        </w:tc>
-        <w:tc>
-          <w:tcPr>
-            <w:tcW w:w="8714" w:type="dxa"/>
-          </w:tcPr>
-          <w:p>
-            <w:pPr>
-              <w:rPr>
-                <w:rFonts w:ascii="Courier New" w:hAnsi="Courier New" w:cs="Courier New"/>
-                <w:b/>
-                <w:bCs/>
-                <w:color w:val="000000" w:themeColor="text1"/>
-                <w:szCs w:val="24"/>
-              </w:rPr>
-            </w:pPr>
-            <w:r>
-              <w:rPr>
-                <w:rFonts w:ascii="Courier New" w:hAnsi="Courier New" w:cs="Courier New"/>
-                <w:color w:val="000000" w:themeColor="text1"/>
-                <w:szCs w:val="24"/>
-              </w:rPr>
-              <w:t xml:space="preserve">    &lt;table </w:t>
-            </w:r>
-            <w:r>
-              <w:rPr>
-                <w:rFonts w:ascii="Courier New" w:hAnsi="Courier New" w:cs="Courier New"/>
-                <w:i/>
-                <w:iCs/>
-                <w:color w:val="000000" w:themeColor="text1"/>
-                <w:szCs w:val="24"/>
-              </w:rPr>
-              <w:t>border</w:t>
-            </w:r>
-            <w:r>
-              <w:rPr>
-                <w:rFonts w:ascii="Courier New" w:hAnsi="Courier New" w:cs="Courier New"/>
-                <w:color w:val="000000" w:themeColor="text1"/>
-                <w:szCs w:val="24"/>
-              </w:rPr>
-              <w:t xml:space="preserve">="1" cellpadding="0" </w:t>
-            </w:r>
-            <w:proofErr w:type="spellStart"/>
-            <w:r>
-              <w:rPr>
-                <w:rFonts w:ascii="Courier New" w:hAnsi="Courier New" w:cs="Courier New"/>
-                <w:color w:val="000000" w:themeColor="text1"/>
-                <w:szCs w:val="24"/>
-              </w:rPr>
-              <w:t>cellspacing</w:t>
-            </w:r>
-            <w:proofErr w:type="spellEnd"/>
-            <w:r>
-              <w:rPr>
-                <w:rFonts w:ascii="Courier New" w:hAnsi="Courier New" w:cs="Courier New"/>
-                <w:color w:val="000000" w:themeColor="text1"/>
-                <w:szCs w:val="24"/>
-              </w:rPr>
-              <w:t xml:space="preserve">="2" width="50%" </w:t>
-            </w:r>
-            <w:r>
-              <w:rPr>
-                <w:rFonts w:ascii="Courier New" w:hAnsi="Courier New" w:cs="Courier New"/>
-                <w:i/>
-                <w:iCs/>
-                <w:color w:val="000000" w:themeColor="text1"/>
-                <w:szCs w:val="24"/>
-              </w:rPr>
-              <w:t>align</w:t>
-            </w:r>
-            <w:r>
-              <w:rPr>
-                <w:rFonts w:ascii="Courier New" w:hAnsi="Courier New" w:cs="Courier New"/>
-                <w:color w:val="000000" w:themeColor="text1"/>
-                <w:szCs w:val="24"/>
-              </w:rPr>
-              <w:t>="center" &gt;</w:t>
-            </w:r>
-          </w:p>
-        </w:tc>
-      </w:tr>
     </w:tbl>
     <w:p/>
     <w:p>
@@ -24719,6 +23929,9 @@
         <w:keepNext/>
       </w:pPr>
       <w:r>
+        <w:rPr>
+          <w:noProof/>
+        </w:rPr>
         <w:drawing>
           <wp:inline distT="0" distB="0" distL="0" distR="0" wp14:anchorId="2D4F50BE" wp14:editId="15C8C34A">
             <wp:extent cx="5252085" cy="2816225"/>
@@ -24766,27 +23979,14 @@
       <w:r>
         <w:t xml:space="preserve">Gambar </w:t>
       </w:r>
-      <w:r>
-        <w:fldChar w:fldCharType="begin"/>
-      </w:r>
-      <w:r>
-        <w:instrText xml:space="preserve"> SEQ Gambar \* ARABIC </w:instrText>
-      </w:r>
-      <w:r>
-        <w:fldChar w:fldCharType="separate"/>
-      </w:r>
-      <w:r>
-        <w:rPr>
-          <w:noProof/>
-        </w:rPr>
-        <w:t>8</w:t>
-      </w:r>
-      <w:r>
-        <w:rPr>
-          <w:noProof/>
-        </w:rPr>
-        <w:fldChar w:fldCharType="end"/>
-      </w:r>
+      <w:fldSimple w:instr=" SEQ Gambar \* ARABIC ">
+        <w:r>
+          <w:rPr>
+            <w:noProof/>
+          </w:rPr>
+          <w:t>8</w:t>
+        </w:r>
+      </w:fldSimple>
       <w:r>
         <w:t xml:space="preserve"> </w:t>
       </w:r>
@@ -24802,6 +24002,8 @@
     <w:p/>
     <w:p/>
     <w:p/>
+    <w:p/>
+    <w:p/>
     <w:p>
       <w:pPr>
         <w:pStyle w:val="Heading3"/>
@@ -25417,7 +24619,7 @@
       </w:pPr>
       <w:r>
         <w:rPr>
-          <w:lang w:val="sv-SE"/>
+          <w:lang w:val="en-ID"/>
         </w:rPr>
         <w:tab/>
       </w:r>
@@ -29734,6 +28936,7 @@
   <w:style w:type="character" w:default="1" w:styleId="DefaultParagraphFont">
     <w:name w:val="Default Paragraph Font"/>
     <w:uiPriority w:val="1"/>
+    <w:semiHidden/>
     <w:unhideWhenUsed/>
   </w:style>
   <w:style w:type="table" w:default="1" w:styleId="TableNormal">
